--- a/_SAMPLES_ENTREGAVEIS/experiment_report/sample-experiment-report-v1.0.0.docx
+++ b/_SAMPLES_ENTREGAVEIS/experiment_report/sample-experiment-report-v1.0.0.docx
@@ -7,7 +7,16 @@
         <w:pStyle w:val="Title"/>
       </w:pPr>
       <w:r>
-        <w:t>EXEMPLO FICTÍCIO — Relatório de experimentação</w:t>
+        <w:t>EXEMPLO FICTÍCIO — Rodada de testes do formulário guiado</w:t>
+      </w:r>
+    </w:p>
+    <w:p>
+      <w:r>
+        <w:rPr>
+          <w:color w:val="586EA4"/>
+          <w:sz w:val="15"/>
+        </w:rPr>
+        <w:t>ID sample-experiment-report · versão 1.0.0 · Completo</w:t>
       </w:r>
     </w:p>
     <w:p>
@@ -253,6 +262,11 @@
     <w:p>
       <w:r>
         <w:t>Fontes: FIC-01</w:t>
+      </w:r>
+    </w:p>
+    <w:p>
+      <w:r>
+        <w:t>Matriz ilustrativa de evidências</w:t>
       </w:r>
     </w:p>
     <w:tbl>

--- a/_SAMPLES_ENTREGAVEIS/experiment_report/sample-experiment-report-v1.0.0.docx
+++ b/_SAMPLES_ENTREGAVEIS/experiment_report/sample-experiment-report-v1.0.0.docx
@@ -419,6 +419,9 @@
       <w:jc w:val="right"/>
     </w:pPr>
     <w:r>
+      <w:t xml:space="preserve">RELATÓRIO DE EXPERIMENTAÇÃO    </w:t>
+    </w:r>
+    <w:r>
       <w:drawing>
         <wp:inline xmlns:a="http://schemas.openxmlformats.org/drawingml/2006/main" xmlns:pic="http://schemas.openxmlformats.org/drawingml/2006/picture">
           <wp:extent cx="1152000" cy="431878"/>
@@ -820,7 +823,7 @@
     <w:qFormat/>
     <w:rsid w:val="00FC693F"/>
     <w:rPr>
-      <w:rFonts w:ascii="Roboto" w:hAnsi="Roboto"/>
+      <w:rFonts w:ascii="Montserrat" w:hAnsi="Montserrat"/>
       <w:sz w:val="19"/>
     </w:rPr>
   </w:style>

--- a/_SAMPLES_ENTREGAVEIS/experiment_report/sample-experiment-report-v1.0.0.docx
+++ b/_SAMPLES_ENTREGAVEIS/experiment_report/sample-experiment-report-v1.0.0.docx
@@ -7,7 +7,7 @@
         <w:pStyle w:val="Title"/>
       </w:pPr>
       <w:r>
-        <w:t>EXEMPLO FICTÍCIO — Rodada de testes do formulário guiado</w:t>
+        <w:t>EXEMPLO FICTÍCIO: Rodada de testes do formulário guiado</w:t>
       </w:r>
     </w:p>
     <w:p>

--- a/_SAMPLES_ENTREGAVEIS/experiment_report/sample-experiment-report-v1.0.0.docx
+++ b/_SAMPLES_ENTREGAVEIS/experiment_report/sample-experiment-report-v1.0.0.docx
@@ -4,15 +4,83 @@
   <w:body>
     <w:p>
       <w:pPr>
-        <w:pStyle w:val="Title"/>
+        <w:tabs>
+          <w:tab w:pos="15478" w:val="right"/>
+        </w:tabs>
+        <w:spacing w:line="560" w:lineRule="exact"/>
+        <w:pBdr>
+          <w:bottom w:val="single" w:sz="12" w:color="193C8E"/>
+        </w:pBdr>
       </w:pPr>
       <w:r>
+        <w:rPr>
+          <w:rFonts w:ascii="Montserrat" w:hAnsi="Montserrat" w:eastAsia="Montserrat" w:cs="Montserrat"/>
+          <w:b/>
+          <w:color w:val="4C73D1"/>
+          <w:sz w:val="16"/>
+        </w:rPr>
+        <w:t>RELATÓRIO DE EXPERIMENTAÇÃO</w:t>
+      </w:r>
+      <w:r>
+        <w:tab/>
+        <w:drawing>
+          <wp:inline xmlns:a="http://schemas.openxmlformats.org/drawingml/2006/main" xmlns:pic="http://schemas.openxmlformats.org/drawingml/2006/picture">
+            <wp:extent cx="1080000" cy="404885"/>
+            <wp:docPr id="1" name="Picture 1"/>
+            <wp:cNvGraphicFramePr>
+              <a:graphicFrameLocks noChangeAspect="1"/>
+            </wp:cNvGraphicFramePr>
+            <a:graphic>
+              <a:graphicData uri="http://schemas.openxmlformats.org/drawingml/2006/picture">
+                <pic:pic>
+                  <pic:nvPicPr>
+                    <pic:cNvPr id="0" name="logo_ccee.png"/>
+                    <pic:cNvPicPr/>
+                  </pic:nvPicPr>
+                  <pic:blipFill>
+                    <a:blip r:embed="rId9"/>
+                    <a:stretch>
+                      <a:fillRect/>
+                    </a:stretch>
+                  </pic:blipFill>
+                  <pic:spPr>
+                    <a:xfrm>
+                      <a:off x="0" y="0"/>
+                      <a:ext cx="1080000" cy="404885"/>
+                    </a:xfrm>
+                    <a:prstGeom prst="rect"/>
+                  </pic:spPr>
+                </pic:pic>
+              </a:graphicData>
+            </a:graphic>
+          </wp:inline>
+        </w:drawing>
+      </w:r>
+    </w:p>
+    <w:p>
+      <w:pPr>
+        <w:pStyle w:val="Title"/>
+        <w:spacing w:before="160" w:after="120"/>
+      </w:pPr>
+      <w:r>
+        <w:rPr>
+          <w:rFonts w:ascii="Montserrat" w:hAnsi="Montserrat" w:eastAsia="Montserrat" w:cs="Montserrat"/>
+          <w:b/>
+          <w:color w:val="193C8E"/>
+          <w:sz w:val="48"/>
+        </w:rPr>
         <w:t>EXEMPLO FICTÍCIO: Rodada de testes do formulário guiado</w:t>
       </w:r>
     </w:p>
     <w:p>
+      <w:pPr>
+        <w:spacing w:before="0" w:after="100" w:line="165" w:lineRule="exact"/>
+      </w:pPr>
+      <w:r/>
       <w:r>
         <w:rPr>
+          <w:rFonts w:ascii="Montserrat" w:hAnsi="Montserrat" w:eastAsia="Montserrat" w:cs="Montserrat"/>
+          <w:b w:val="0"/>
           <w:color w:val="586EA4"/>
           <w:sz w:val="15"/>
         </w:rPr>
@@ -20,259 +88,477 @@
       </w:r>
     </w:p>
     <w:p>
-      <w:r>
-        <w:t>Amostra de validação visual e estrutural. Dados, pessoas, votos e resultados são fictícios.</w:t>
-      </w:r>
-    </w:p>
-    <w:p>
       <w:pPr>
-        <w:pStyle w:val="Heading1"/>
-        <w:shd w:fill="102661"/>
+        <w:spacing w:before="0" w:after="0" w:line="283" w:lineRule="exact"/>
       </w:pPr>
+      <w:r/>
       <w:r>
         <w:rPr>
-          <w:color w:val="FFFFFF"/>
+          <w:rFonts w:ascii="Montserrat" w:hAnsi="Montserrat" w:eastAsia="Montserrat" w:cs="Montserrat"/>
+          <w:b w:val="0"/>
+          <w:color w:val="102661"/>
+          <w:sz w:val="21"/>
         </w:rPr>
-        <w:t>Escopo</w:t>
+        <w:t>Amostra de validação visual e estrutural. Dados, pessoas, votos e resultados são fictícios.</w:t>
       </w:r>
     </w:p>
     <w:tbl>
       <w:tblPr>
-        <w:tblStyle w:val="TableGrid"/>
         <w:tblW w:type="auto" w:w="0"/>
+        <w:tblLayout w:type="fixed"/>
         <w:tblLook w:firstColumn="1" w:firstRow="1" w:lastColumn="0" w:lastRow="0" w:noHBand="0" w:noVBand="1" w:val="04A0"/>
       </w:tblPr>
       <w:tblGrid>
-        <w:gridCol w:w="15478"/>
+        <w:gridCol w:w="7639"/>
+        <w:gridCol w:w="200"/>
+        <w:gridCol w:w="7639"/>
       </w:tblGrid>
       <w:tr>
         <w:tc>
           <w:tcPr>
-            <w:tcW w:type="dxa" w:w="15478"/>
-            <w:shd w:fill="F3F5FA"/>
+            <w:tcW w:type="dxa" w:w="5159"/>
+            <w:tcMar>
+              <w:top w:w="0" w:type="dxa"/>
+              <w:start w:w="0" w:type="dxa"/>
+              <w:bottom w:w="0" w:type="dxa"/>
+              <w:end w:w="0" w:type="dxa"/>
+            </w:tcMar>
+            <w:vAlign w:val="top"/>
           </w:tcPr>
           <w:p>
+            <w:pPr>
+              <w:spacing w:before="0" w:after="140" w:line="264" w:lineRule="exact"/>
+              <w:shd w:fill="102661"/>
+            </w:pPr>
             <w:r>
+              <w:rPr>
+                <w:caps/>
+                <w:color w:val="FFFFFF"/>
+              </w:rPr>
+            </w:r>
+            <w:r>
+              <w:rPr>
+                <w:rFonts w:ascii="Montserrat" w:hAnsi="Montserrat" w:eastAsia="Montserrat" w:cs="Montserrat"/>
+                <w:b/>
+                <w:caps/>
+                <w:color w:val="FFFFFF"/>
+                <w:sz w:val="22"/>
+              </w:rPr>
+              <w:t>Escopo</w:t>
+            </w:r>
+          </w:p>
+          <w:p>
+            <w:pPr>
+              <w:spacing w:after="140" w:line="256" w:lineRule="exact"/>
+            </w:pPr>
+            <w:r>
+              <w:rPr>
+                <w:rFonts w:ascii="Montserrat" w:hAnsi="Montserrat" w:eastAsia="Montserrat" w:cs="Montserrat"/>
+                <w:b w:val="0"/>
+                <w:color w:val="30343B"/>
+                <w:sz w:val="19"/>
+              </w:rPr>
               <w:t>Rodada fictícia sobre formulário guiado, com versão ilustrativa do MVP e público delimitado apenas para demonstrar o formato do relatório.</w:t>
+            </w:r>
+          </w:p>
+          <w:p>
+            <w:pPr>
+              <w:spacing w:before="0" w:after="0" w:line="208" w:lineRule="exact"/>
+            </w:pPr>
+            <w:r/>
+            <w:r>
+              <w:rPr>
+                <w:rFonts w:ascii="Montserrat" w:hAnsi="Montserrat" w:eastAsia="Montserrat" w:cs="Montserrat"/>
+                <w:b w:val="0"/>
+                <w:color w:val="30343B"/>
+                <w:sz w:val="16"/>
+              </w:rPr>
+              <w:t>Fontes: FIC-01</w:t>
+            </w:r>
+          </w:p>
+        </w:tc>
+        <w:tc>
+          <w:tcPr>
+            <w:tcW w:type="dxa" w:w="5159"/>
+          </w:tcPr>
+          <w:p/>
+        </w:tc>
+        <w:tc>
+          <w:tcPr>
+            <w:tcW w:type="dxa" w:w="5159"/>
+            <w:tcMar>
+              <w:top w:w="0" w:type="dxa"/>
+              <w:start w:w="0" w:type="dxa"/>
+              <w:bottom w:w="0" w:type="dxa"/>
+              <w:end w:w="0" w:type="dxa"/>
+            </w:tcMar>
+            <w:vAlign w:val="top"/>
+          </w:tcPr>
+          <w:p>
+            <w:pPr>
+              <w:spacing w:before="0" w:after="140" w:line="264" w:lineRule="exact"/>
+              <w:shd w:fill="102661"/>
+            </w:pPr>
+            <w:r>
+              <w:rPr>
+                <w:caps/>
+                <w:color w:val="FFFFFF"/>
+              </w:rPr>
+            </w:r>
+            <w:r>
+              <w:rPr>
+                <w:rFonts w:ascii="Montserrat" w:hAnsi="Montserrat" w:eastAsia="Montserrat" w:cs="Montserrat"/>
+                <w:b/>
+                <w:caps/>
+                <w:color w:val="FFFFFF"/>
+                <w:sz w:val="22"/>
+              </w:rPr>
+              <w:t>Método</w:t>
+            </w:r>
+          </w:p>
+          <w:p>
+            <w:pPr>
+              <w:spacing w:after="140" w:line="256" w:lineRule="exact"/>
+            </w:pPr>
+            <w:r>
+              <w:rPr>
+                <w:rFonts w:ascii="Montserrat" w:hAnsi="Montserrat" w:eastAsia="Montserrat" w:cs="Montserrat"/>
+                <w:b w:val="0"/>
+                <w:color w:val="30343B"/>
+                <w:sz w:val="19"/>
+              </w:rPr>
+              <w:t>Teste moderado de tarefa para compreensão, seguido de piloto controlado para observar completude e tempo. Nenhuma coleta ocorreu neste exemplo.</w:t>
+            </w:r>
+          </w:p>
+          <w:p>
+            <w:pPr>
+              <w:spacing w:before="0" w:after="0" w:line="208" w:lineRule="exact"/>
+            </w:pPr>
+            <w:r/>
+            <w:r>
+              <w:rPr>
+                <w:rFonts w:ascii="Montserrat" w:hAnsi="Montserrat" w:eastAsia="Montserrat" w:cs="Montserrat"/>
+                <w:b w:val="0"/>
+                <w:color w:val="30343B"/>
+                <w:sz w:val="16"/>
+              </w:rPr>
+              <w:t>Fontes: FIC-01</w:t>
             </w:r>
           </w:p>
         </w:tc>
       </w:tr>
     </w:tbl>
     <w:p>
-      <w:r>
-        <w:t>Fontes: FIC-01</w:t>
-      </w:r>
-    </w:p>
-    <w:p>
       <w:pPr>
-        <w:pStyle w:val="Heading1"/>
-        <w:shd w:fill="102661"/>
+        <w:spacing w:before="0" w:after="160" w:line="256" w:lineRule="exact"/>
       </w:pPr>
+      <w:r/>
       <w:r>
         <w:rPr>
-          <w:color w:val="FFFFFF"/>
+          <w:rFonts w:ascii="Montserrat" w:hAnsi="Montserrat" w:eastAsia="Montserrat" w:cs="Montserrat"/>
+          <w:b w:val="0"/>
+          <w:color w:val="30343B"/>
+          <w:sz w:val="19"/>
         </w:rPr>
-        <w:t>Método</w:t>
       </w:r>
     </w:p>
     <w:tbl>
       <w:tblPr>
-        <w:tblStyle w:val="TableGrid"/>
         <w:tblW w:type="auto" w:w="0"/>
+        <w:tblLayout w:type="fixed"/>
         <w:tblLook w:firstColumn="1" w:firstRow="1" w:lastColumn="0" w:lastRow="0" w:noHBand="0" w:noVBand="1" w:val="04A0"/>
       </w:tblPr>
       <w:tblGrid>
-        <w:gridCol w:w="15478"/>
+        <w:gridCol w:w="7639"/>
+        <w:gridCol w:w="200"/>
+        <w:gridCol w:w="7639"/>
       </w:tblGrid>
       <w:tr>
         <w:tc>
           <w:tcPr>
-            <w:tcW w:type="dxa" w:w="15478"/>
-            <w:shd w:fill="F3F5FA"/>
+            <w:tcW w:type="dxa" w:w="5159"/>
+            <w:tcMar>
+              <w:top w:w="0" w:type="dxa"/>
+              <w:start w:w="0" w:type="dxa"/>
+              <w:bottom w:w="0" w:type="dxa"/>
+              <w:end w:w="0" w:type="dxa"/>
+            </w:tcMar>
+            <w:vAlign w:val="top"/>
           </w:tcPr>
           <w:p>
+            <w:pPr>
+              <w:spacing w:before="0" w:after="140" w:line="264" w:lineRule="exact"/>
+              <w:shd w:fill="102661"/>
+            </w:pPr>
             <w:r>
-              <w:t>Teste moderado de tarefa para compreensão, seguido de piloto controlado para observar completude e tempo. Nenhuma coleta ocorreu neste exemplo.</w:t>
+              <w:rPr>
+                <w:caps/>
+                <w:color w:val="FFFFFF"/>
+              </w:rPr>
+            </w:r>
+            <w:r>
+              <w:rPr>
+                <w:rFonts w:ascii="Montserrat" w:hAnsi="Montserrat" w:eastAsia="Montserrat" w:cs="Montserrat"/>
+                <w:b/>
+                <w:caps/>
+                <w:color w:val="FFFFFF"/>
+                <w:sz w:val="22"/>
+              </w:rPr>
+              <w:t>Evidências</w:t>
+            </w:r>
+          </w:p>
+          <w:p>
+            <w:pPr>
+              <w:spacing w:after="140" w:line="256" w:lineRule="exact"/>
+            </w:pPr>
+            <w:r>
+              <w:rPr>
+                <w:rFonts w:ascii="Montserrat" w:hAnsi="Montserrat" w:eastAsia="Montserrat" w:cs="Montserrat"/>
+                <w:b w:val="0"/>
+                <w:color w:val="30343B"/>
+                <w:sz w:val="19"/>
+              </w:rPr>
+              <w:t>Fontes FIC-01 e FIC-02 são simuladas. Em um projeto real, cada fala, evento e medida precisaria de localização verificável.</w:t>
+            </w:r>
+          </w:p>
+          <w:p>
+            <w:pPr>
+              <w:spacing w:before="0" w:after="0" w:line="208" w:lineRule="exact"/>
+            </w:pPr>
+            <w:r/>
+            <w:r>
+              <w:rPr>
+                <w:rFonts w:ascii="Montserrat" w:hAnsi="Montserrat" w:eastAsia="Montserrat" w:cs="Montserrat"/>
+                <w:b w:val="0"/>
+                <w:color w:val="30343B"/>
+                <w:sz w:val="16"/>
+              </w:rPr>
+              <w:t>Fontes: FIC-01</w:t>
+            </w:r>
+          </w:p>
+        </w:tc>
+        <w:tc>
+          <w:tcPr>
+            <w:tcW w:type="dxa" w:w="5159"/>
+          </w:tcPr>
+          <w:p/>
+        </w:tc>
+        <w:tc>
+          <w:tcPr>
+            <w:tcW w:type="dxa" w:w="5159"/>
+            <w:tcMar>
+              <w:top w:w="0" w:type="dxa"/>
+              <w:start w:w="0" w:type="dxa"/>
+              <w:bottom w:w="0" w:type="dxa"/>
+              <w:end w:w="0" w:type="dxa"/>
+            </w:tcMar>
+            <w:vAlign w:val="top"/>
+          </w:tcPr>
+          <w:p>
+            <w:pPr>
+              <w:spacing w:before="0" w:after="140" w:line="264" w:lineRule="exact"/>
+              <w:shd w:fill="102661"/>
+            </w:pPr>
+            <w:r>
+              <w:rPr>
+                <w:caps/>
+                <w:color w:val="FFFFFF"/>
+              </w:rPr>
+            </w:r>
+            <w:r>
+              <w:rPr>
+                <w:rFonts w:ascii="Montserrat" w:hAnsi="Montserrat" w:eastAsia="Montserrat" w:cs="Montserrat"/>
+                <w:b/>
+                <w:caps/>
+                <w:color w:val="FFFFFF"/>
+                <w:sz w:val="22"/>
+              </w:rPr>
+              <w:t>Resultados</w:t>
+            </w:r>
+          </w:p>
+          <w:p>
+            <w:pPr>
+              <w:spacing w:after="140" w:line="256" w:lineRule="exact"/>
+            </w:pPr>
+            <w:r>
+              <w:rPr>
+                <w:rFonts w:ascii="Montserrat" w:hAnsi="Montserrat" w:eastAsia="Montserrat" w:cs="Montserrat"/>
+                <w:b w:val="0"/>
+                <w:color w:val="30343B"/>
+                <w:sz w:val="19"/>
+              </w:rPr>
+              <w:t>Resultado ilustrativo misto: usuários entenderiam o fluxo, mas parte ainda dependeria de ajuda. Os números desta amostra não representam uma medição real.</w:t>
+            </w:r>
+          </w:p>
+          <w:p>
+            <w:pPr>
+              <w:spacing w:before="0" w:after="0" w:line="208" w:lineRule="exact"/>
+            </w:pPr>
+            <w:r/>
+            <w:r>
+              <w:rPr>
+                <w:rFonts w:ascii="Montserrat" w:hAnsi="Montserrat" w:eastAsia="Montserrat" w:cs="Montserrat"/>
+                <w:b w:val="0"/>
+                <w:color w:val="30343B"/>
+                <w:sz w:val="16"/>
+              </w:rPr>
+              <w:t>Fontes: FIC-01</w:t>
             </w:r>
           </w:p>
         </w:tc>
       </w:tr>
     </w:tbl>
     <w:p>
+      <w:pPr>
+        <w:spacing w:before="0" w:after="160" w:line="256" w:lineRule="exact"/>
+      </w:pPr>
+      <w:r/>
       <w:r>
+        <w:rPr>
+          <w:rFonts w:ascii="Montserrat" w:hAnsi="Montserrat" w:eastAsia="Montserrat" w:cs="Montserrat"/>
+          <w:b w:val="0"/>
+          <w:color w:val="30343B"/>
+          <w:sz w:val="19"/>
+        </w:rPr>
+      </w:r>
+    </w:p>
+    <w:p>
+      <w:pPr>
+        <w:pStyle w:val="Heading1"/>
+        <w:spacing w:before="200" w:after="140" w:line="264" w:lineRule="exact"/>
+        <w:shd w:fill="102661"/>
+      </w:pPr>
+      <w:r>
+        <w:rPr>
+          <w:caps/>
+          <w:color w:val="FFFFFF"/>
+        </w:rPr>
+      </w:r>
+      <w:r>
+        <w:rPr>
+          <w:rFonts w:ascii="Montserrat" w:hAnsi="Montserrat" w:eastAsia="Montserrat" w:cs="Montserrat"/>
+          <w:b/>
+          <w:caps/>
+          <w:color w:val="FFFFFF"/>
+          <w:sz w:val="22"/>
+        </w:rPr>
+        <w:t>Limites</w:t>
+      </w:r>
+    </w:p>
+    <w:p>
+      <w:pPr>
+        <w:spacing w:after="140" w:line="256" w:lineRule="exact"/>
+      </w:pPr>
+      <w:r>
+        <w:rPr>
+          <w:rFonts w:ascii="Montserrat" w:hAnsi="Montserrat" w:eastAsia="Montserrat" w:cs="Montserrat"/>
+          <w:b w:val="0"/>
+          <w:color w:val="30343B"/>
+          <w:sz w:val="19"/>
+        </w:rPr>
+        <w:t>Sem coleta real, comparação válida ou amostra representativa, nenhuma conclusão sobre efeito, inadimplência ou escala é permitida.</w:t>
+      </w:r>
+    </w:p>
+    <w:p>
+      <w:pPr>
+        <w:spacing w:before="0" w:after="0" w:line="208" w:lineRule="exact"/>
+      </w:pPr>
+      <w:r/>
+      <w:r>
+        <w:rPr>
+          <w:rFonts w:ascii="Montserrat" w:hAnsi="Montserrat" w:eastAsia="Montserrat" w:cs="Montserrat"/>
+          <w:b w:val="0"/>
+          <w:color w:val="30343B"/>
+          <w:sz w:val="16"/>
+        </w:rPr>
         <w:t>Fontes: FIC-01</w:t>
       </w:r>
     </w:p>
     <w:p>
       <w:pPr>
+        <w:spacing w:before="0" w:after="160" w:line="256" w:lineRule="exact"/>
+      </w:pPr>
+      <w:r/>
+      <w:r>
+        <w:rPr>
+          <w:rFonts w:ascii="Montserrat" w:hAnsi="Montserrat" w:eastAsia="Montserrat" w:cs="Montserrat"/>
+          <w:b w:val="0"/>
+          <w:color w:val="30343B"/>
+          <w:sz w:val="19"/>
+        </w:rPr>
+      </w:r>
+    </w:p>
+    <w:p>
+      <w:pPr>
         <w:pStyle w:val="Heading1"/>
+        <w:spacing w:before="200" w:after="140" w:line="264" w:lineRule="exact"/>
         <w:shd w:fill="102661"/>
       </w:pPr>
       <w:r>
         <w:rPr>
+          <w:caps/>
           <w:color w:val="FFFFFF"/>
         </w:rPr>
-        <w:t>Evidências</w:t>
+      </w:r>
+      <w:r>
+        <w:rPr>
+          <w:rFonts w:ascii="Montserrat" w:hAnsi="Montserrat" w:eastAsia="Montserrat" w:cs="Montserrat"/>
+          <w:b/>
+          <w:caps/>
+          <w:color w:val="FFFFFF"/>
+          <w:sz w:val="22"/>
+        </w:rPr>
+        <w:t>Recomendação</w:t>
       </w:r>
     </w:p>
-    <w:tbl>
-      <w:tblPr>
-        <w:tblStyle w:val="TableGrid"/>
-        <w:tblW w:type="auto" w:w="0"/>
-        <w:tblLook w:firstColumn="1" w:firstRow="1" w:lastColumn="0" w:lastRow="0" w:noHBand="0" w:noVBand="1" w:val="04A0"/>
-      </w:tblPr>
-      <w:tblGrid>
-        <w:gridCol w:w="15478"/>
-      </w:tblGrid>
-      <w:tr>
-        <w:tc>
-          <w:tcPr>
-            <w:tcW w:type="dxa" w:w="15478"/>
-            <w:shd w:fill="F3F5FA"/>
-          </w:tcPr>
-          <w:p>
-            <w:r>
-              <w:t>Fontes FIC-01 e FIC-02 são simuladas. Em um projeto real, cada fala, evento e medida precisaria de localização verificável.</w:t>
-            </w:r>
-          </w:p>
-        </w:tc>
-      </w:tr>
-    </w:tbl>
     <w:p>
+      <w:pPr>
+        <w:spacing w:after="140" w:line="256" w:lineRule="exact"/>
+      </w:pPr>
       <w:r>
+        <w:rPr>
+          <w:rFonts w:ascii="Montserrat" w:hAnsi="Montserrat" w:eastAsia="Montserrat" w:cs="Montserrat"/>
+          <w:b w:val="0"/>
+          <w:color w:val="30343B"/>
+          <w:sz w:val="19"/>
+        </w:rPr>
+        <w:t>Investigar volumes e causas antes de comprometer construção. Nenhuma decisão real foi tomada neste exemplo.</w:t>
+      </w:r>
+    </w:p>
+    <w:p>
+      <w:pPr>
+        <w:spacing w:before="0" w:after="0" w:line="208" w:lineRule="exact"/>
+      </w:pPr>
+      <w:r/>
+      <w:r>
+        <w:rPr>
+          <w:rFonts w:ascii="Montserrat" w:hAnsi="Montserrat" w:eastAsia="Montserrat" w:cs="Montserrat"/>
+          <w:b w:val="0"/>
+          <w:color w:val="30343B"/>
+          <w:sz w:val="16"/>
+        </w:rPr>
         <w:t>Fontes: FIC-01</w:t>
       </w:r>
     </w:p>
     <w:p>
       <w:pPr>
-        <w:pStyle w:val="Heading1"/>
-        <w:shd w:fill="102661"/>
+        <w:spacing w:before="0" w:after="0" w:line="216" w:lineRule="exact"/>
       </w:pPr>
+      <w:r/>
       <w:r>
         <w:rPr>
-          <w:color w:val="FFFFFF"/>
+          <w:rFonts w:ascii="Montserrat" w:hAnsi="Montserrat" w:eastAsia="Montserrat" w:cs="Montserrat"/>
+          <w:b/>
+          <w:color w:val="193C8E"/>
+          <w:sz w:val="18"/>
         </w:rPr>
-        <w:t>Resultados</w:t>
-      </w:r>
-    </w:p>
-    <w:tbl>
-      <w:tblPr>
-        <w:tblStyle w:val="TableGrid"/>
-        <w:tblW w:type="auto" w:w="0"/>
-        <w:tblLook w:firstColumn="1" w:firstRow="1" w:lastColumn="0" w:lastRow="0" w:noHBand="0" w:noVBand="1" w:val="04A0"/>
-      </w:tblPr>
-      <w:tblGrid>
-        <w:gridCol w:w="15478"/>
-      </w:tblGrid>
-      <w:tr>
-        <w:tc>
-          <w:tcPr>
-            <w:tcW w:type="dxa" w:w="15478"/>
-            <w:shd w:fill="F3F5FA"/>
-          </w:tcPr>
-          <w:p>
-            <w:r>
-              <w:t>Resultado ilustrativo misto: usuários entenderiam o fluxo, mas parte ainda dependeria de ajuda. Os números desta amostra não representam uma medição real.</w:t>
-            </w:r>
-          </w:p>
-        </w:tc>
-      </w:tr>
-    </w:tbl>
-    <w:p>
-      <w:r>
-        <w:t>Fontes: FIC-01</w:t>
-      </w:r>
-    </w:p>
-    <w:p>
-      <w:pPr>
-        <w:pStyle w:val="Heading1"/>
-        <w:shd w:fill="102661"/>
-      </w:pPr>
-      <w:r>
-        <w:rPr>
-          <w:color w:val="FFFFFF"/>
-        </w:rPr>
-        <w:t>Limites</w:t>
-      </w:r>
-    </w:p>
-    <w:tbl>
-      <w:tblPr>
-        <w:tblStyle w:val="TableGrid"/>
-        <w:tblW w:type="auto" w:w="0"/>
-        <w:tblLook w:firstColumn="1" w:firstRow="1" w:lastColumn="0" w:lastRow="0" w:noHBand="0" w:noVBand="1" w:val="04A0"/>
-      </w:tblPr>
-      <w:tblGrid>
-        <w:gridCol w:w="15478"/>
-      </w:tblGrid>
-      <w:tr>
-        <w:tc>
-          <w:tcPr>
-            <w:tcW w:type="dxa" w:w="15478"/>
-            <w:shd w:fill="F3F5FA"/>
-          </w:tcPr>
-          <w:p>
-            <w:r>
-              <w:t>Sem coleta real, comparação válida ou amostra representativa, nenhuma conclusão sobre efeito, inadimplência ou escala é permitida.</w:t>
-            </w:r>
-          </w:p>
-        </w:tc>
-      </w:tr>
-    </w:tbl>
-    <w:p>
-      <w:r>
-        <w:t>Fontes: FIC-01</w:t>
-      </w:r>
-    </w:p>
-    <w:p>
-      <w:pPr>
-        <w:pStyle w:val="Heading1"/>
-        <w:shd w:fill="102661"/>
-      </w:pPr>
-      <w:r>
-        <w:rPr>
-          <w:color w:val="FFFFFF"/>
-        </w:rPr>
-        <w:t>Recomendação</w:t>
-      </w:r>
-    </w:p>
-    <w:tbl>
-      <w:tblPr>
-        <w:tblStyle w:val="TableGrid"/>
-        <w:tblW w:type="auto" w:w="0"/>
-        <w:tblLook w:firstColumn="1" w:firstRow="1" w:lastColumn="0" w:lastRow="0" w:noHBand="0" w:noVBand="1" w:val="04A0"/>
-      </w:tblPr>
-      <w:tblGrid>
-        <w:gridCol w:w="15478"/>
-      </w:tblGrid>
-      <w:tr>
-        <w:tc>
-          <w:tcPr>
-            <w:tcW w:type="dxa" w:w="15478"/>
-            <w:shd w:fill="F3F5FA"/>
-          </w:tcPr>
-          <w:p>
-            <w:r>
-              <w:t>Investigar volumes e causas antes de comprometer construção. Nenhuma decisão real foi tomada neste exemplo.</w:t>
-            </w:r>
-          </w:p>
-        </w:tc>
-      </w:tr>
-    </w:tbl>
-    <w:p>
-      <w:r>
-        <w:t>Fontes: FIC-01</w:t>
-      </w:r>
-    </w:p>
-    <w:p>
-      <w:r>
         <w:t>Matriz ilustrativa de evidências</w:t>
       </w:r>
     </w:p>
     <w:tbl>
       <w:tblPr>
-        <w:tblStyle w:val="TableGrid"/>
         <w:tblW w:type="auto" w:w="0"/>
+        <w:tblLayout w:type="fixed"/>
         <w:tblLook w:firstColumn="1" w:firstRow="1" w:lastColumn="0" w:lastRow="0" w:noHBand="0" w:noVBand="1" w:val="04A0"/>
       </w:tblPr>
       <w:tblGrid>
@@ -284,9 +570,31 @@
         <w:tc>
           <w:tcPr>
             <w:tcW w:type="dxa" w:w="5159"/>
+            <w:tcMar>
+              <w:top w:w="100" w:type="dxa"/>
+              <w:start w:w="100" w:type="dxa"/>
+              <w:bottom w:w="100" w:type="dxa"/>
+              <w:end w:w="100" w:type="dxa"/>
+            </w:tcMar>
+            <w:shd w:fill="193C8E"/>
+            <w:tcBorders>
+              <w:top w:val="single" w:sz="6" w:color="D2D9E8"/>
+              <w:bottom w:val="single" w:sz="6" w:color="D2D9E8"/>
+              <w:start w:val="single" w:sz="6" w:color="D2D9E8"/>
+              <w:end w:val="single" w:sz="6" w:color="D2D9E8"/>
+            </w:tcBorders>
           </w:tcPr>
           <w:p>
+            <w:pPr>
+              <w:spacing w:after="0" w:line="208" w:lineRule="exact"/>
+            </w:pPr>
             <w:r>
+              <w:rPr>
+                <w:rFonts w:ascii="Montserrat" w:hAnsi="Montserrat" w:eastAsia="Montserrat" w:cs="Montserrat"/>
+                <w:b/>
+                <w:color w:val="FFFFFF"/>
+                <w:sz w:val="16"/>
+              </w:rPr>
               <w:t>Teste</w:t>
             </w:r>
           </w:p>
@@ -294,9 +602,31 @@
         <w:tc>
           <w:tcPr>
             <w:tcW w:type="dxa" w:w="5159"/>
+            <w:tcMar>
+              <w:top w:w="100" w:type="dxa"/>
+              <w:start w:w="100" w:type="dxa"/>
+              <w:bottom w:w="100" w:type="dxa"/>
+              <w:end w:w="100" w:type="dxa"/>
+            </w:tcMar>
+            <w:shd w:fill="193C8E"/>
+            <w:tcBorders>
+              <w:top w:val="single" w:sz="6" w:color="D2D9E8"/>
+              <w:bottom w:val="single" w:sz="6" w:color="D2D9E8"/>
+              <w:start w:val="single" w:sz="6" w:color="D2D9E8"/>
+              <w:end w:val="single" w:sz="6" w:color="D2D9E8"/>
+            </w:tcBorders>
           </w:tcPr>
           <w:p>
+            <w:pPr>
+              <w:spacing w:after="0" w:line="208" w:lineRule="exact"/>
+            </w:pPr>
             <w:r>
+              <w:rPr>
+                <w:rFonts w:ascii="Montserrat" w:hAnsi="Montserrat" w:eastAsia="Montserrat" w:cs="Montserrat"/>
+                <w:b/>
+                <w:color w:val="FFFFFF"/>
+                <w:sz w:val="16"/>
+              </w:rPr>
               <w:t>Observação fictícia</w:t>
             </w:r>
           </w:p>
@@ -304,9 +634,31 @@
         <w:tc>
           <w:tcPr>
             <w:tcW w:type="dxa" w:w="5159"/>
+            <w:tcMar>
+              <w:top w:w="100" w:type="dxa"/>
+              <w:start w:w="100" w:type="dxa"/>
+              <w:bottom w:w="100" w:type="dxa"/>
+              <w:end w:w="100" w:type="dxa"/>
+            </w:tcMar>
+            <w:shd w:fill="193C8E"/>
+            <w:tcBorders>
+              <w:top w:val="single" w:sz="6" w:color="D2D9E8"/>
+              <w:bottom w:val="single" w:sz="6" w:color="D2D9E8"/>
+              <w:start w:val="single" w:sz="6" w:color="D2D9E8"/>
+              <w:end w:val="single" w:sz="6" w:color="D2D9E8"/>
+            </w:tcBorders>
           </w:tcPr>
           <w:p>
+            <w:pPr>
+              <w:spacing w:after="0" w:line="208" w:lineRule="exact"/>
+            </w:pPr>
             <w:r>
+              <w:rPr>
+                <w:rFonts w:ascii="Montserrat" w:hAnsi="Montserrat" w:eastAsia="Montserrat" w:cs="Montserrat"/>
+                <w:b/>
+                <w:color w:val="FFFFFF"/>
+                <w:sz w:val="16"/>
+              </w:rPr>
               <w:t>Limite</w:t>
             </w:r>
           </w:p>
@@ -316,9 +668,30 @@
         <w:tc>
           <w:tcPr>
             <w:tcW w:type="dxa" w:w="5159"/>
+            <w:tcMar>
+              <w:top w:w="100" w:type="dxa"/>
+              <w:start w:w="100" w:type="dxa"/>
+              <w:bottom w:w="100" w:type="dxa"/>
+              <w:end w:w="100" w:type="dxa"/>
+            </w:tcMar>
+            <w:tcBorders>
+              <w:top w:val="single" w:sz="6" w:color="D2D9E8"/>
+              <w:bottom w:val="single" w:sz="6" w:color="D2D9E8"/>
+              <w:start w:val="single" w:sz="6" w:color="D2D9E8"/>
+              <w:end w:val="single" w:sz="6" w:color="D2D9E8"/>
+            </w:tcBorders>
           </w:tcPr>
           <w:p>
+            <w:pPr>
+              <w:spacing w:after="0" w:line="208" w:lineRule="exact"/>
+            </w:pPr>
             <w:r>
+              <w:rPr>
+                <w:rFonts w:ascii="Montserrat" w:hAnsi="Montserrat" w:eastAsia="Montserrat" w:cs="Montserrat"/>
+                <w:b w:val="0"/>
+                <w:color w:val="30343B"/>
+                <w:sz w:val="16"/>
+              </w:rPr>
               <w:t>TC-01</w:t>
             </w:r>
           </w:p>
@@ -326,9 +699,30 @@
         <w:tc>
           <w:tcPr>
             <w:tcW w:type="dxa" w:w="5159"/>
+            <w:tcMar>
+              <w:top w:w="100" w:type="dxa"/>
+              <w:start w:w="100" w:type="dxa"/>
+              <w:bottom w:w="100" w:type="dxa"/>
+              <w:end w:w="100" w:type="dxa"/>
+            </w:tcMar>
+            <w:tcBorders>
+              <w:top w:val="single" w:sz="6" w:color="D2D9E8"/>
+              <w:bottom w:val="single" w:sz="6" w:color="D2D9E8"/>
+              <w:start w:val="single" w:sz="6" w:color="D2D9E8"/>
+              <w:end w:val="single" w:sz="6" w:color="D2D9E8"/>
+            </w:tcBorders>
           </w:tcPr>
           <w:p>
+            <w:pPr>
+              <w:spacing w:after="0" w:line="208" w:lineRule="exact"/>
+            </w:pPr>
             <w:r>
+              <w:rPr>
+                <w:rFonts w:ascii="Montserrat" w:hAnsi="Montserrat" w:eastAsia="Montserrat" w:cs="Montserrat"/>
+                <w:b w:val="0"/>
+                <w:color w:val="30343B"/>
+                <w:sz w:val="16"/>
+              </w:rPr>
               <w:t>3 de 5 sem ajuda</w:t>
             </w:r>
           </w:p>
@@ -336,9 +730,30 @@
         <w:tc>
           <w:tcPr>
             <w:tcW w:type="dxa" w:w="5159"/>
+            <w:tcMar>
+              <w:top w:w="100" w:type="dxa"/>
+              <w:start w:w="100" w:type="dxa"/>
+              <w:bottom w:w="100" w:type="dxa"/>
+              <w:end w:w="100" w:type="dxa"/>
+            </w:tcMar>
+            <w:tcBorders>
+              <w:top w:val="single" w:sz="6" w:color="D2D9E8"/>
+              <w:bottom w:val="single" w:sz="6" w:color="D2D9E8"/>
+              <w:start w:val="single" w:sz="6" w:color="D2D9E8"/>
+              <w:end w:val="single" w:sz="6" w:color="D2D9E8"/>
+            </w:tcBorders>
           </w:tcPr>
           <w:p>
+            <w:pPr>
+              <w:spacing w:after="0" w:line="208" w:lineRule="exact"/>
+            </w:pPr>
             <w:r>
+              <w:rPr>
+                <w:rFonts w:ascii="Montserrat" w:hAnsi="Montserrat" w:eastAsia="Montserrat" w:cs="Montserrat"/>
+                <w:b w:val="0"/>
+                <w:color w:val="30343B"/>
+                <w:sz w:val="16"/>
+              </w:rPr>
               <w:t>amostra de tarefa</w:t>
             </w:r>
           </w:p>
@@ -348,9 +763,31 @@
         <w:tc>
           <w:tcPr>
             <w:tcW w:type="dxa" w:w="5159"/>
+            <w:tcMar>
+              <w:top w:w="100" w:type="dxa"/>
+              <w:start w:w="100" w:type="dxa"/>
+              <w:bottom w:w="100" w:type="dxa"/>
+              <w:end w:w="100" w:type="dxa"/>
+            </w:tcMar>
+            <w:shd w:fill="F3F5FA"/>
+            <w:tcBorders>
+              <w:top w:val="single" w:sz="6" w:color="D2D9E8"/>
+              <w:bottom w:val="single" w:sz="6" w:color="D2D9E8"/>
+              <w:start w:val="single" w:sz="6" w:color="D2D9E8"/>
+              <w:end w:val="single" w:sz="6" w:color="D2D9E8"/>
+            </w:tcBorders>
           </w:tcPr>
           <w:p>
+            <w:pPr>
+              <w:spacing w:after="0" w:line="208" w:lineRule="exact"/>
+            </w:pPr>
             <w:r>
+              <w:rPr>
+                <w:rFonts w:ascii="Montserrat" w:hAnsi="Montserrat" w:eastAsia="Montserrat" w:cs="Montserrat"/>
+                <w:b w:val="0"/>
+                <w:color w:val="30343B"/>
+                <w:sz w:val="16"/>
+              </w:rPr>
               <w:t>TC-02</w:t>
             </w:r>
           </w:p>
@@ -358,9 +795,31 @@
         <w:tc>
           <w:tcPr>
             <w:tcW w:type="dxa" w:w="5159"/>
+            <w:tcMar>
+              <w:top w:w="100" w:type="dxa"/>
+              <w:start w:w="100" w:type="dxa"/>
+              <w:bottom w:w="100" w:type="dxa"/>
+              <w:end w:w="100" w:type="dxa"/>
+            </w:tcMar>
+            <w:shd w:fill="F3F5FA"/>
+            <w:tcBorders>
+              <w:top w:val="single" w:sz="6" w:color="D2D9E8"/>
+              <w:bottom w:val="single" w:sz="6" w:color="D2D9E8"/>
+              <w:start w:val="single" w:sz="6" w:color="D2D9E8"/>
+              <w:end w:val="single" w:sz="6" w:color="D2D9E8"/>
+            </w:tcBorders>
           </w:tcPr>
           <w:p>
+            <w:pPr>
+              <w:spacing w:after="0" w:line="208" w:lineRule="exact"/>
+            </w:pPr>
             <w:r>
+              <w:rPr>
+                <w:rFonts w:ascii="Montserrat" w:hAnsi="Montserrat" w:eastAsia="Montserrat" w:cs="Montserrat"/>
+                <w:b w:val="0"/>
+                <w:color w:val="30343B"/>
+                <w:sz w:val="16"/>
+              </w:rPr>
               <w:t>tempo não apurado</w:t>
             </w:r>
           </w:p>
@@ -368,9 +827,31 @@
         <w:tc>
           <w:tcPr>
             <w:tcW w:type="dxa" w:w="5159"/>
+            <w:tcMar>
+              <w:top w:w="100" w:type="dxa"/>
+              <w:start w:w="100" w:type="dxa"/>
+              <w:bottom w:w="100" w:type="dxa"/>
+              <w:end w:w="100" w:type="dxa"/>
+            </w:tcMar>
+            <w:shd w:fill="F3F5FA"/>
+            <w:tcBorders>
+              <w:top w:val="single" w:sz="6" w:color="D2D9E8"/>
+              <w:bottom w:val="single" w:sz="6" w:color="D2D9E8"/>
+              <w:start w:val="single" w:sz="6" w:color="D2D9E8"/>
+              <w:end w:val="single" w:sz="6" w:color="D2D9E8"/>
+            </w:tcBorders>
           </w:tcPr>
           <w:p>
+            <w:pPr>
+              <w:spacing w:after="0" w:line="208" w:lineRule="exact"/>
+            </w:pPr>
             <w:r>
+              <w:rPr>
+                <w:rFonts w:ascii="Montserrat" w:hAnsi="Montserrat" w:eastAsia="Montserrat" w:cs="Montserrat"/>
+                <w:b w:val="0"/>
+                <w:color w:val="30343B"/>
+                <w:sz w:val="16"/>
+              </w:rPr>
               <w:t>instrumentação pendente</w:t>
             </w:r>
           </w:p>
@@ -378,85 +859,102 @@
       </w:tr>
     </w:tbl>
     <w:p>
+      <w:pPr>
+        <w:spacing w:before="0" w:after="140" w:line="256" w:lineRule="exact"/>
+      </w:pPr>
+      <w:r/>
       <w:r>
+        <w:rPr>
+          <w:rFonts w:ascii="Montserrat" w:hAnsi="Montserrat" w:eastAsia="Montserrat" w:cs="Montserrat"/>
+          <w:b w:val="0"/>
+          <w:color w:val="30343B"/>
+          <w:sz w:val="19"/>
+        </w:rPr>
+      </w:r>
+    </w:p>
+    <w:p>
+      <w:pPr>
+        <w:spacing w:before="0" w:after="0" w:line="208" w:lineRule="exact"/>
+      </w:pPr>
+      <w:r/>
+      <w:r>
+        <w:rPr>
+          <w:rFonts w:ascii="Montserrat" w:hAnsi="Montserrat" w:eastAsia="Montserrat" w:cs="Montserrat"/>
+          <w:b w:val="0"/>
+          <w:color w:val="30343B"/>
+          <w:sz w:val="16"/>
+        </w:rPr>
         <w:t>Fontes: FIC-02</w:t>
       </w:r>
     </w:p>
     <w:p>
       <w:pPr>
+        <w:spacing w:before="0" w:after="160" w:line="256" w:lineRule="exact"/>
+      </w:pPr>
+      <w:r/>
+      <w:r>
+        <w:rPr>
+          <w:rFonts w:ascii="Montserrat" w:hAnsi="Montserrat" w:eastAsia="Montserrat" w:cs="Montserrat"/>
+          <w:b w:val="0"/>
+          <w:color w:val="30343B"/>
+          <w:sz w:val="19"/>
+        </w:rPr>
+      </w:r>
+    </w:p>
+    <w:p>
+      <w:pPr>
         <w:pStyle w:val="Heading1"/>
+        <w:spacing w:before="0" w:after="0" w:line="312" w:lineRule="exact"/>
       </w:pPr>
+      <w:r/>
       <w:r>
+        <w:rPr>
+          <w:rFonts w:ascii="Montserrat" w:hAnsi="Montserrat" w:eastAsia="Montserrat" w:cs="Montserrat"/>
+          <w:b/>
+          <w:color w:val="193C8E"/>
+          <w:sz w:val="26"/>
+        </w:rPr>
         <w:t>Fontes</w:t>
       </w:r>
     </w:p>
     <w:p>
+      <w:pPr>
+        <w:spacing w:before="0" w:after="0" w:line="208" w:lineRule="exact"/>
+      </w:pPr>
+      <w:r/>
       <w:r>
+        <w:rPr>
+          <w:rFonts w:ascii="Montserrat" w:hAnsi="Montserrat" w:eastAsia="Montserrat" w:cs="Montserrat"/>
+          <w:b w:val="0"/>
+          <w:color w:val="30343B"/>
+          <w:sz w:val="16"/>
+        </w:rPr>
         <w:t>FIC-01: ata-simulada-5c exemplo fictício, sem coleta real</w:t>
       </w:r>
     </w:p>
     <w:p>
+      <w:pPr>
+        <w:spacing w:before="0" w:after="0" w:line="208" w:lineRule="exact"/>
+      </w:pPr>
+      <w:r/>
       <w:r>
+        <w:rPr>
+          <w:rFonts w:ascii="Montserrat" w:hAnsi="Montserrat" w:eastAsia="Montserrat" w:cs="Montserrat"/>
+          <w:b w:val="0"/>
+          <w:color w:val="30343B"/>
+          <w:sz w:val="16"/>
+        </w:rPr>
         <w:t>FIC-02: planilha-simulada exemplo fictício, sem dados reais</w:t>
       </w:r>
     </w:p>
     <w:sectPr>
-      <w:headerReference w:type="default" r:id="rId9"/>
       <w:pgSz w:w="16838" w:h="11906"/>
-      <w:pgMar w:top="680" w:right="680" w:bottom="680" w:left="680" w:header="720" w:footer="720" w:gutter="0"/>
+      <w:pgMar w:top="680" w:right="680" w:bottom="680" w:left="680" w:header="113" w:footer="283" w:gutter="0"/>
       <w:cols w:space="720"/>
       <w:docGrid w:linePitch="360"/>
     </w:sectPr>
   </w:body>
 </w:document>
-</file>
-
-<file path=word/header1.xml><?xml version="1.0" encoding="utf-8"?>
-<w:hdr xmlns:m="http://schemas.openxmlformats.org/officeDocument/2006/math" xmlns:mc="http://schemas.openxmlformats.org/markup-compatibility/2006" xmlns:mo="http://schemas.microsoft.com/office/mac/office/2008/main" xmlns:mv="urn:schemas-microsoft-com:mac:vml" xmlns:o="urn:schemas-microsoft-com:office:office" xmlns:r="http://schemas.openxmlformats.org/officeDocument/2006/relationships" xmlns:v="urn:schemas-microsoft-com:vml" xmlns:w10="urn:schemas-microsoft-com:office:word" xmlns:w14="http://schemas.microsoft.com/office/word/2010/wordml" xmlns:w="http://schemas.openxmlformats.org/wordprocessingml/2006/main" xmlns:wne="http://schemas.microsoft.com/office/word/2006/wordml" xmlns:wp14="http://schemas.microsoft.com/office/word/2010/wordprocessingDrawing" xmlns:wp="http://schemas.openxmlformats.org/drawingml/2006/wordprocessingDrawing" xmlns:wpc="http://schemas.microsoft.com/office/word/2010/wordprocessingCanvas" xmlns:wpg="http://schemas.microsoft.com/office/word/2010/wordprocessingGroup" xmlns:wpi="http://schemas.microsoft.com/office/word/2010/wordprocessingInk" xmlns:wps="http://schemas.microsoft.com/office/word/2010/wordprocessingShape" mc:Ignorable="w14 wp14">
-  <w:p>
-    <w:pPr>
-      <w:pStyle w:val="Header"/>
-      <w:jc w:val="right"/>
-    </w:pPr>
-    <w:r>
-      <w:t xml:space="preserve">RELATÓRIO DE EXPERIMENTAÇÃO    </w:t>
-    </w:r>
-    <w:r>
-      <w:drawing>
-        <wp:inline xmlns:a="http://schemas.openxmlformats.org/drawingml/2006/main" xmlns:pic="http://schemas.openxmlformats.org/drawingml/2006/picture">
-          <wp:extent cx="1152000" cy="431878"/>
-          <wp:docPr id="1" name="Picture 1"/>
-          <wp:cNvGraphicFramePr>
-            <a:graphicFrameLocks noChangeAspect="1"/>
-          </wp:cNvGraphicFramePr>
-          <a:graphic>
-            <a:graphicData uri="http://schemas.openxmlformats.org/drawingml/2006/picture">
-              <pic:pic>
-                <pic:nvPicPr>
-                  <pic:cNvPr id="0" name="logo_ccee.png"/>
-                  <pic:cNvPicPr/>
-                </pic:nvPicPr>
-                <pic:blipFill>
-                  <a:blip r:embed="rId1"/>
-                  <a:stretch>
-                    <a:fillRect/>
-                  </a:stretch>
-                </pic:blipFill>
-                <pic:spPr>
-                  <a:xfrm>
-                    <a:off x="0" y="0"/>
-                    <a:ext cx="1152000" cy="431878"/>
-                  </a:xfrm>
-                  <a:prstGeom prst="rect"/>
-                </pic:spPr>
-              </pic:pic>
-            </a:graphicData>
-          </a:graphic>
-        </wp:inline>
-      </w:drawing>
-    </w:r>
-  </w:p>
-</w:hdr>
 </file>
 
 <file path=word/numbering.xml><?xml version="1.0" encoding="utf-8"?>
@@ -822,6 +1320,9 @@
     <w:name w:val="Normal"/>
     <w:qFormat/>
     <w:rsid w:val="00FC693F"/>
+    <w:pPr>
+      <w:spacing w:after="0" w:line="256" w:lineRule="exact"/>
+    </w:pPr>
     <w:rPr>
       <w:rFonts w:ascii="Montserrat" w:hAnsi="Montserrat"/>
       <w:sz w:val="19"/>
@@ -890,7 +1391,7 @@
       <w:b/>
       <w:bCs/>
       <w:color w:val="193C8E"/>
-      <w:sz w:val="28"/>
+      <w:sz w:val="22"/>
       <w:szCs w:val="28"/>
     </w:rPr>
   </w:style>
@@ -1176,10 +1677,11 @@
     </w:pPr>
     <w:rPr>
       <w:rFonts w:asciiTheme="majorHAnsi" w:eastAsiaTheme="majorEastAsia" w:hAnsiTheme="majorHAnsi" w:cstheme="majorBidi" w:ascii="Montserrat" w:hAnsi="Montserrat"/>
+      <w:b/>
       <w:color w:val="193C8E"/>
       <w:spacing w:val="5"/>
       <w:kern w:val="28"/>
-      <w:sz w:val="52"/>
+      <w:sz w:val="60"/>
       <w:szCs w:val="52"/>
     </w:rPr>
   </w:style>

--- a/_SAMPLES_ENTREGAVEIS/experiment_report/sample-experiment-report-v1.0.0.docx
+++ b/_SAMPLES_ENTREGAVEIS/experiment_report/sample-experiment-report-v1.0.0.docx
@@ -7,7 +7,7 @@
         <w:tabs>
           <w:tab w:pos="15478" w:val="right"/>
         </w:tabs>
-        <w:spacing w:line="560" w:lineRule="exact"/>
+        <w:spacing w:line="720" w:lineRule="exact"/>
         <w:pBdr>
           <w:bottom w:val="single" w:sz="12" w:color="193C8E"/>
         </w:pBdr>
@@ -60,7 +60,7 @@
     <w:p>
       <w:pPr>
         <w:pStyle w:val="Title"/>
-        <w:spacing w:before="160" w:after="120"/>
+        <w:spacing w:before="0" w:after="120"/>
       </w:pPr>
       <w:r>
         <w:rPr>

--- a/_SAMPLES_ENTREGAVEIS/experiment_report/sample-experiment-report-v1.0.0.docx
+++ b/_SAMPLES_ENTREGAVEIS/experiment_report/sample-experiment-report-v1.0.0.docx
@@ -127,6 +127,9 @@
           </w:tcPr>
           <w:p>
             <w:pPr>
+              <w:tabs>
+                <w:tab w:pos="240" w:val="left"/>
+              </w:tabs>
               <w:spacing w:before="0" w:after="140" w:line="264" w:lineRule="exact"/>
               <w:shd w:fill="102661"/>
             </w:pPr>
@@ -135,6 +138,7 @@
                 <w:caps/>
                 <w:color w:val="FFFFFF"/>
               </w:rPr>
+              <w:tab/>
             </w:r>
             <w:r>
               <w:rPr>
@@ -196,6 +200,9 @@
           </w:tcPr>
           <w:p>
             <w:pPr>
+              <w:tabs>
+                <w:tab w:pos="240" w:val="left"/>
+              </w:tabs>
               <w:spacing w:before="0" w:after="140" w:line="264" w:lineRule="exact"/>
               <w:shd w:fill="102661"/>
             </w:pPr>
@@ -204,6 +211,7 @@
                 <w:caps/>
                 <w:color w:val="FFFFFF"/>
               </w:rPr>
+              <w:tab/>
             </w:r>
             <w:r>
               <w:rPr>
@@ -287,6 +295,9 @@
           </w:tcPr>
           <w:p>
             <w:pPr>
+              <w:tabs>
+                <w:tab w:pos="240" w:val="left"/>
+              </w:tabs>
               <w:spacing w:before="0" w:after="140" w:line="264" w:lineRule="exact"/>
               <w:shd w:fill="102661"/>
             </w:pPr>
@@ -295,6 +306,7 @@
                 <w:caps/>
                 <w:color w:val="FFFFFF"/>
               </w:rPr>
+              <w:tab/>
             </w:r>
             <w:r>
               <w:rPr>
@@ -356,6 +368,9 @@
           </w:tcPr>
           <w:p>
             <w:pPr>
+              <w:tabs>
+                <w:tab w:pos="240" w:val="left"/>
+              </w:tabs>
               <w:spacing w:before="0" w:after="140" w:line="264" w:lineRule="exact"/>
               <w:shd w:fill="102661"/>
             </w:pPr>
@@ -364,6 +379,7 @@
                 <w:caps/>
                 <w:color w:val="FFFFFF"/>
               </w:rPr>
+              <w:tab/>
             </w:r>
             <w:r>
               <w:rPr>
@@ -425,6 +441,9 @@
     <w:p>
       <w:pPr>
         <w:pStyle w:val="Heading1"/>
+        <w:tabs>
+          <w:tab w:pos="240" w:val="left"/>
+        </w:tabs>
         <w:spacing w:before="200" w:after="140" w:line="264" w:lineRule="exact"/>
         <w:shd w:fill="102661"/>
       </w:pPr>
@@ -433,6 +452,7 @@
           <w:caps/>
           <w:color w:val="FFFFFF"/>
         </w:rPr>
+        <w:tab/>
       </w:r>
       <w:r>
         <w:rPr>
@@ -491,6 +511,9 @@
     <w:p>
       <w:pPr>
         <w:pStyle w:val="Heading1"/>
+        <w:tabs>
+          <w:tab w:pos="240" w:val="left"/>
+        </w:tabs>
         <w:spacing w:before="200" w:after="140" w:line="264" w:lineRule="exact"/>
         <w:shd w:fill="102661"/>
       </w:pPr>
@@ -499,6 +522,7 @@
           <w:caps/>
           <w:color w:val="FFFFFF"/>
         </w:rPr>
+        <w:tab/>
       </w:r>
       <w:r>
         <w:rPr>

--- a/_SAMPLES_ENTREGAVEIS/experiment_report/sample-experiment-report-v1.0.0.docx
+++ b/_SAMPLES_ENTREGAVEIS/experiment_report/sample-experiment-report-v1.0.0.docx
@@ -132,6 +132,10 @@
               </w:tabs>
               <w:spacing w:before="0" w:after="140" w:line="264" w:lineRule="exact"/>
               <w:shd w:fill="102661"/>
+              <w:pBdr>
+                <w:top w:val="single" w:sz="72" w:color="102661" w:space="0"/>
+                <w:bottom w:val="single" w:sz="72" w:color="102661" w:space="0"/>
+              </w:pBdr>
             </w:pPr>
             <w:r>
               <w:rPr>
@@ -164,12 +168,6 @@
               </w:rPr>
               <w:t>Rodada fictícia sobre formulário guiado, com versão ilustrativa do MVP e público delimitado apenas para demonstrar o formato do relatório.</w:t>
             </w:r>
-          </w:p>
-          <w:p>
-            <w:pPr>
-              <w:spacing w:before="0" w:after="0" w:line="208" w:lineRule="exact"/>
-            </w:pPr>
-            <w:r/>
             <w:r>
               <w:rPr>
                 <w:rFonts w:ascii="Montserrat" w:hAnsi="Montserrat" w:eastAsia="Montserrat" w:cs="Montserrat"/>
@@ -177,7 +175,7 @@
                 <w:color w:val="30343B"/>
                 <w:sz w:val="16"/>
               </w:rPr>
-              <w:t>Fontes: FIC-01</w:t>
+              <w:t>[FIC-01]</w:t>
             </w:r>
           </w:p>
         </w:tc>
@@ -205,6 +203,10 @@
               </w:tabs>
               <w:spacing w:before="0" w:after="140" w:line="264" w:lineRule="exact"/>
               <w:shd w:fill="102661"/>
+              <w:pBdr>
+                <w:top w:val="single" w:sz="72" w:color="102661" w:space="0"/>
+                <w:bottom w:val="single" w:sz="72" w:color="102661" w:space="0"/>
+              </w:pBdr>
             </w:pPr>
             <w:r>
               <w:rPr>
@@ -237,12 +239,6 @@
               </w:rPr>
               <w:t>Teste moderado de tarefa para compreensão, seguido de piloto controlado para observar completude e tempo. Nenhuma coleta ocorreu neste exemplo.</w:t>
             </w:r>
-          </w:p>
-          <w:p>
-            <w:pPr>
-              <w:spacing w:before="0" w:after="0" w:line="208" w:lineRule="exact"/>
-            </w:pPr>
-            <w:r/>
             <w:r>
               <w:rPr>
                 <w:rFonts w:ascii="Montserrat" w:hAnsi="Montserrat" w:eastAsia="Montserrat" w:cs="Montserrat"/>
@@ -250,7 +246,7 @@
                 <w:color w:val="30343B"/>
                 <w:sz w:val="16"/>
               </w:rPr>
-              <w:t>Fontes: FIC-01</w:t>
+              <w:t>[FIC-01]</w:t>
             </w:r>
           </w:p>
         </w:tc>
@@ -258,17 +254,8 @@
     </w:tbl>
     <w:p>
       <w:pPr>
-        <w:spacing w:before="0" w:after="160" w:line="256" w:lineRule="exact"/>
+        <w:spacing w:line="20" w:lineRule="exact" w:after="180"/>
       </w:pPr>
-      <w:r/>
-      <w:r>
-        <w:rPr>
-          <w:rFonts w:ascii="Montserrat" w:hAnsi="Montserrat" w:eastAsia="Montserrat" w:cs="Montserrat"/>
-          <w:b w:val="0"/>
-          <w:color w:val="30343B"/>
-          <w:sz w:val="19"/>
-        </w:rPr>
-      </w:r>
     </w:p>
     <w:tbl>
       <w:tblPr>
@@ -300,6 +287,10 @@
               </w:tabs>
               <w:spacing w:before="0" w:after="140" w:line="264" w:lineRule="exact"/>
               <w:shd w:fill="102661"/>
+              <w:pBdr>
+                <w:top w:val="single" w:sz="72" w:color="102661" w:space="0"/>
+                <w:bottom w:val="single" w:sz="72" w:color="102661" w:space="0"/>
+              </w:pBdr>
             </w:pPr>
             <w:r>
               <w:rPr>
@@ -332,12 +323,6 @@
               </w:rPr>
               <w:t>Fontes FIC-01 e FIC-02 são simuladas. Em um projeto real, cada fala, evento e medida precisaria de localização verificável.</w:t>
             </w:r>
-          </w:p>
-          <w:p>
-            <w:pPr>
-              <w:spacing w:before="0" w:after="0" w:line="208" w:lineRule="exact"/>
-            </w:pPr>
-            <w:r/>
             <w:r>
               <w:rPr>
                 <w:rFonts w:ascii="Montserrat" w:hAnsi="Montserrat" w:eastAsia="Montserrat" w:cs="Montserrat"/>
@@ -345,7 +330,7 @@
                 <w:color w:val="30343B"/>
                 <w:sz w:val="16"/>
               </w:rPr>
-              <w:t>Fontes: FIC-01</w:t>
+              <w:t>[FIC-01]</w:t>
             </w:r>
           </w:p>
         </w:tc>
@@ -373,6 +358,10 @@
               </w:tabs>
               <w:spacing w:before="0" w:after="140" w:line="264" w:lineRule="exact"/>
               <w:shd w:fill="102661"/>
+              <w:pBdr>
+                <w:top w:val="single" w:sz="72" w:color="102661" w:space="0"/>
+                <w:bottom w:val="single" w:sz="72" w:color="102661" w:space="0"/>
+              </w:pBdr>
             </w:pPr>
             <w:r>
               <w:rPr>
@@ -405,12 +394,6 @@
               </w:rPr>
               <w:t>Resultado ilustrativo misto: usuários entenderiam o fluxo, mas parte ainda dependeria de ajuda. Os números desta amostra não representam uma medição real.</w:t>
             </w:r>
-          </w:p>
-          <w:p>
-            <w:pPr>
-              <w:spacing w:before="0" w:after="0" w:line="208" w:lineRule="exact"/>
-            </w:pPr>
-            <w:r/>
             <w:r>
               <w:rPr>
                 <w:rFonts w:ascii="Montserrat" w:hAnsi="Montserrat" w:eastAsia="Montserrat" w:cs="Montserrat"/>
@@ -418,7 +401,7 @@
                 <w:color w:val="30343B"/>
                 <w:sz w:val="16"/>
               </w:rPr>
-              <w:t>Fontes: FIC-01</w:t>
+              <w:t>[FIC-01]</w:t>
             </w:r>
           </w:p>
         </w:tc>
@@ -426,17 +409,8 @@
     </w:tbl>
     <w:p>
       <w:pPr>
-        <w:spacing w:before="0" w:after="160" w:line="256" w:lineRule="exact"/>
+        <w:spacing w:line="20" w:lineRule="exact" w:after="180"/>
       </w:pPr>
-      <w:r/>
-      <w:r>
-        <w:rPr>
-          <w:rFonts w:ascii="Montserrat" w:hAnsi="Montserrat" w:eastAsia="Montserrat" w:cs="Montserrat"/>
-          <w:b w:val="0"/>
-          <w:color w:val="30343B"/>
-          <w:sz w:val="19"/>
-        </w:rPr>
-      </w:r>
     </w:p>
     <w:p>
       <w:pPr>
@@ -446,6 +420,10 @@
         </w:tabs>
         <w:spacing w:before="200" w:after="140" w:line="264" w:lineRule="exact"/>
         <w:shd w:fill="102661"/>
+        <w:pBdr>
+          <w:top w:val="single" w:sz="72" w:color="102661" w:space="0"/>
+          <w:bottom w:val="single" w:sz="72" w:color="102661" w:space="0"/>
+        </w:pBdr>
       </w:pPr>
       <w:r>
         <w:rPr>
@@ -478,12 +456,6 @@
         </w:rPr>
         <w:t>Sem coleta real, comparação válida ou amostra representativa, nenhuma conclusão sobre efeito, inadimplência ou escala é permitida.</w:t>
       </w:r>
-    </w:p>
-    <w:p>
-      <w:pPr>
-        <w:spacing w:before="0" w:after="0" w:line="208" w:lineRule="exact"/>
-      </w:pPr>
-      <w:r/>
       <w:r>
         <w:rPr>
           <w:rFonts w:ascii="Montserrat" w:hAnsi="Montserrat" w:eastAsia="Montserrat" w:cs="Montserrat"/>
@@ -491,22 +463,13 @@
           <w:color w:val="30343B"/>
           <w:sz w:val="16"/>
         </w:rPr>
-        <w:t>Fontes: FIC-01</w:t>
+        <w:t>[FIC-01]</w:t>
       </w:r>
     </w:p>
     <w:p>
       <w:pPr>
-        <w:spacing w:before="0" w:after="160" w:line="256" w:lineRule="exact"/>
+        <w:spacing w:line="20" w:lineRule="exact" w:after="180"/>
       </w:pPr>
-      <w:r/>
-      <w:r>
-        <w:rPr>
-          <w:rFonts w:ascii="Montserrat" w:hAnsi="Montserrat" w:eastAsia="Montserrat" w:cs="Montserrat"/>
-          <w:b w:val="0"/>
-          <w:color w:val="30343B"/>
-          <w:sz w:val="19"/>
-        </w:rPr>
-      </w:r>
     </w:p>
     <w:p>
       <w:pPr>
@@ -516,6 +479,10 @@
         </w:tabs>
         <w:spacing w:before="200" w:after="140" w:line="264" w:lineRule="exact"/>
         <w:shd w:fill="102661"/>
+        <w:pBdr>
+          <w:top w:val="single" w:sz="72" w:color="102661" w:space="0"/>
+          <w:bottom w:val="single" w:sz="72" w:color="102661" w:space="0"/>
+        </w:pBdr>
       </w:pPr>
       <w:r>
         <w:rPr>
@@ -548,12 +515,6 @@
         </w:rPr>
         <w:t>Investigar volumes e causas antes de comprometer construção. Nenhuma decisão real foi tomada neste exemplo.</w:t>
       </w:r>
-    </w:p>
-    <w:p>
-      <w:pPr>
-        <w:spacing w:before="0" w:after="0" w:line="208" w:lineRule="exact"/>
-      </w:pPr>
-      <w:r/>
       <w:r>
         <w:rPr>
           <w:rFonts w:ascii="Montserrat" w:hAnsi="Montserrat" w:eastAsia="Montserrat" w:cs="Montserrat"/>
@@ -561,7 +522,7 @@
           <w:color w:val="30343B"/>
           <w:sz w:val="16"/>
         </w:rPr>
-        <w:t>Fontes: FIC-01</w:t>
+        <w:t>[FIC-01]</w:t>
       </w:r>
     </w:p>
     <w:p>
@@ -913,17 +874,8 @@
     </w:p>
     <w:p>
       <w:pPr>
-        <w:spacing w:before="0" w:after="160" w:line="256" w:lineRule="exact"/>
+        <w:spacing w:line="20" w:lineRule="exact" w:after="180"/>
       </w:pPr>
-      <w:r/>
-      <w:r>
-        <w:rPr>
-          <w:rFonts w:ascii="Montserrat" w:hAnsi="Montserrat" w:eastAsia="Montserrat" w:cs="Montserrat"/>
-          <w:b w:val="0"/>
-          <w:color w:val="30343B"/>
-          <w:sz w:val="19"/>
-        </w:rPr>
-      </w:r>
     </w:p>
     <w:p>
       <w:pPr>
